--- a/testakten/sozialrecht-elektrorollstuhl-koerner-oldenburg/22_kostenvoranschlag_mit_alternativen_vollstaendig.docx
+++ b/testakten/sozialrecht-elektrorollstuhl-koerner-oldenburg/22_kostenvoranschlag_mit_alternativen_vollstaendig.docx
@@ -7,7 +7,7 @@
         <w:pStyle w:val="Heading1"/>
       </w:pPr>
       <w:r>
-        <w:t>Kostenvoranschlag mit Alternativen, vollstaendige Fassung</w:t>
+        <w:t>Kostenvoranschlag mit Alternativen, vollständige Fassung</w:t>
       </w:r>
     </w:p>
     <w:p>
@@ -29,7 +29,7 @@
           <w:i w:val="0"/>
           <w:sz w:val="22"/>
         </w:rPr>
-        <w:t>Fachhandel fuer Rehabilitationstechnik</w:t>
+        <w:t>Fachhandel für Rehabilitationstechnik</w:t>
       </w:r>
     </w:p>
     <w:p>
@@ -40,7 +40,7 @@
           <w:i w:val="0"/>
           <w:sz w:val="22"/>
         </w:rPr>
-        <w:t>Cloppenburger Strasse 302, 26133 Oldenburg</w:t>
+        <w:t>Cloppenburger Straße 302, 26133 Oldenburg</w:t>
       </w:r>
     </w:p>
     <w:p/>
@@ -245,7 +245,7 @@
                 <w:rFonts w:ascii="Times New Roman" w:hAnsi="Times New Roman"/>
                 <w:sz w:val="20"/>
               </w:rPr>
-              <w:t>Zusatzakku fuer erweiterte Reichweite</w:t>
+              <w:t>Zusatzakku für erweiterte Reichweite</w:t>
             </w:r>
           </w:p>
         </w:tc>
@@ -377,7 +377,7 @@
         <w:pStyle w:val="Heading2"/>
       </w:pPr>
       <w:r>
-        <w:t>2. Alternative 1: Aufsatz-Antrieb fuer vorhandenen Faltrollstuhl</w:t>
+        <w:t>2. Alternative 1: Aufsatz-Antrieb für vorhandenen Faltrollstuhl</w:t>
       </w:r>
     </w:p>
     <w:p>
@@ -388,7 +388,7 @@
           <w:i w:val="0"/>
           <w:sz w:val="22"/>
         </w:rPr>
-        <w:t>Ein elektrischer Zusatzantrieb, der auf den bereits vorhandenen manuellen Faltrollstuhl aufgesetzt wird, kaeme auf etwa 4200.00 EUR. Diese Loesung wuerde die Anschaffung eines komplett neuen Rollstuhls vermeiden, ist jedoch technisch nur eingeschraenkt fuer die schmalen Innenraeume der Wohnung geeignet, da sich die Gesamtbreite des Systems um zusaetzliche 12 Zentimeter vergroessert.</w:t>
+        <w:t>Ein elektrischer Zusatzantrieb, der auf den bereits vorhandenen manuellen Faltrollstuhl aufgesetzt wird, käme auf etwa 4200.00 EUR. Diese Lösung würde die Anschaffung eines komplett neuen Rollstuhls vermeiden, ist jedoch technisch nur eingeschränkt für die schmalen Innenräume der Wohnung geeignet, da sich die Gesamtbreite des Systems um zusätzliche 12 Zentimeter vergrößert.</w:t>
       </w:r>
     </w:p>
     <w:p>
@@ -407,7 +407,7 @@
           <w:i w:val="0"/>
           <w:sz w:val="22"/>
         </w:rPr>
-        <w:t>Ein einfacheres Modell ohne Zusatzakku und ohne individuelle Sitzanpassung wuerde etwa 6100.00 EUR kosten, wuerde nach fachlicher Einschaetzung des Sanitaetshauses jedoch die notwendige Reichweite fuer den taeglichen Weg zur Apotheke und zum Hausarzt nicht zuverlaessig gewaehrleisten.</w:t>
+        <w:t>Ein einfacheres Modell ohne Zusatzakku und ohne individuelle Sitzanpassung würde etwa 6100.00 EUR kosten, würde nach fachlicher Einschätzung des Sanitätshauses jedoch die notwendige Reichweite für den täglichen Weg zur Apotheke und zum Hausarzt nicht zuverlässig gewährleisten.</w:t>
       </w:r>
     </w:p>
     <w:p>
@@ -426,7 +426,7 @@
           <w:i w:val="0"/>
           <w:sz w:val="22"/>
         </w:rPr>
-        <w:t>Ein Standard-Faltrollstuhl aus dem Vertragssortiment der Krankenkasse liegt bei etwa 740.00 EUR, setzt aber durchgehend eine schiebende Begleitperson voraus und stellt keine selbststaendige Mobilitaet her.</w:t>
+        <w:t>Ein Standard-Faltrollstuhl aus dem Vertragssortiment der Krankenkasse liegt bei etwa 740.00 EUR, setzt aber durchgehend eine schiebende Begleitperson voraus und stellt keine selbstständige Mobilität her.</w:t>
       </w:r>
     </w:p>
     <w:p>
@@ -434,7 +434,7 @@
         <w:pStyle w:val="Heading2"/>
       </w:pPr>
       <w:r>
-        <w:t>5. Empfehlung des Sanitaetshauses</w:t>
+        <w:t>5. Empfehlung des Sanitätshauses</w:t>
       </w:r>
     </w:p>
     <w:p>
@@ -445,28 +445,104 @@
           <w:i w:val="0"/>
           <w:sz w:val="22"/>
         </w:rPr>
-        <w:t>Aus fachlicher Sicht wird das Hauptangebot empfohlen, da es die einzige Option ist, die sowohl den raeumlichen Anforderungen der Wohnung als auch der erforderlichen Reichweite fuer den Nahbereich gerecht wird.</w:t>
-      </w:r>
-    </w:p>
-    <w:p>
-      <w:r>
-        <w:rPr>
-          <w:rFonts w:ascii="Times New Roman" w:hAnsi="Times New Roman"/>
-          <w:b w:val="0"/>
-          <w:i w:val="0"/>
-          <w:sz w:val="22"/>
-        </w:rPr>
-        <w:t>Formathinweis: Dieses Aktenstück wird in Times New Roman, 11 pt, mit ausschließlich dezimaler Gliederung ausgegeben.</w:t>
+        <w:t>Aus fachlicher Sicht wird das Hauptangebot empfohlen, da es die einzige Option ist, die sowohl den räumlichen Anforderungen der Wohnung als auch der erforderlichen Reichweite für den Nahbereich gerecht wird.</w:t>
       </w:r>
     </w:p>
     <w:sectPr>
-      <w:pgSz w:w="12240" w:h="15840"/>
-      <w:pgMar w:top="1440" w:right="1800" w:bottom="1440" w:left="1800" w:header="720" w:footer="720" w:gutter="0"/>
+      <w:headerReference w:type="default" r:id="rId9"/>
+      <w:footerReference w:type="default" r:id="rId10"/>
+      <w:pgSz w:w="11906" w:h="16838"/>
+      <w:pgMar w:top="1440" w:right="1800" w:bottom="1440" w:left="1800" w:header="680" w:footer="567" w:gutter="0"/>
       <w:cols w:space="720"/>
       <w:docGrid w:linePitch="360"/>
     </w:sectPr>
   </w:body>
 </w:document>
+</file>
+
+<file path=word/footer1.xml><?xml version="1.0" encoding="utf-8"?>
+<w:ftr xmlns:m="http://schemas.openxmlformats.org/officeDocument/2006/math" xmlns:mc="http://schemas.openxmlformats.org/markup-compatibility/2006" xmlns:mo="http://schemas.microsoft.com/office/mac/office/2008/main" xmlns:mv="urn:schemas-microsoft-com:mac:vml" xmlns:o="urn:schemas-microsoft-com:office:office" xmlns:r="http://schemas.openxmlformats.org/officeDocument/2006/relationships" xmlns:v="urn:schemas-microsoft-com:vml" xmlns:w10="urn:schemas-microsoft-com:office:word" xmlns:w14="http://schemas.microsoft.com/office/word/2010/wordml" xmlns:w="http://schemas.openxmlformats.org/wordprocessingml/2006/main" xmlns:wne="http://schemas.microsoft.com/office/word/2006/wordml" xmlns:wp14="http://schemas.microsoft.com/office/word/2010/wordprocessingDrawing" xmlns:wp="http://schemas.openxmlformats.org/drawingml/2006/wordprocessingDrawing" xmlns:wpc="http://schemas.microsoft.com/office/word/2010/wordprocessingCanvas" xmlns:wpg="http://schemas.microsoft.com/office/word/2010/wordprocessingGroup" xmlns:wpi="http://schemas.microsoft.com/office/word/2010/wordprocessingInk" xmlns:wps="http://schemas.microsoft.com/office/word/2010/wordprocessingShape" mc:Ignorable="w14 wp14">
+  <w:p>
+    <w:pPr>
+      <w:pStyle w:val="Footer"/>
+      <w:tabs>
+        <w:tab w:pos="9071" w:val="right"/>
+      </w:tabs>
+      <w:jc w:val="left"/>
+    </w:pPr>
+    <w:r>
+      <w:rPr>
+        <w:rFonts w:ascii="Times New Roman" w:hAnsi="Times New Roman"/>
+        <w:color w:val="6B6B66"/>
+        <w:sz w:val="16"/>
+      </w:rPr>
+    </w:r>
+    <w:r>
+      <w:rPr>
+        <w:rFonts w:ascii="Times New Roman" w:hAnsi="Times New Roman"/>
+        <w:color w:val="6B6B66"/>
+        <w:sz w:val="16"/>
+      </w:rPr>
+      <w:t>RehaTechnik Albrecht GmbH</w:t>
+    </w:r>
+    <w:r>
+      <w:rPr>
+        <w:rFonts w:ascii="Times New Roman" w:hAnsi="Times New Roman"/>
+        <w:color w:val="6B6B66"/>
+        <w:sz w:val="16"/>
+      </w:rPr>
+      <w:tab/>
+      <w:t xml:space="preserve">Seite </w:t>
+    </w:r>
+    <w:r>
+      <w:rPr>
+        <w:rFonts w:ascii="Times New Roman" w:hAnsi="Times New Roman"/>
+        <w:color w:val="6B6B66"/>
+        <w:sz w:val="16"/>
+      </w:rPr>
+      <w:fldChar w:fldCharType="begin"/>
+      <w:instrText xml:space="preserve"> PAGE </w:instrText>
+      <w:fldChar w:fldCharType="end"/>
+    </w:r>
+  </w:p>
+</w:ftr>
+</file>
+
+<file path=word/header1.xml><?xml version="1.0" encoding="utf-8"?>
+<w:hdr xmlns:m="http://schemas.openxmlformats.org/officeDocument/2006/math" xmlns:mc="http://schemas.openxmlformats.org/markup-compatibility/2006" xmlns:mo="http://schemas.microsoft.com/office/mac/office/2008/main" xmlns:mv="urn:schemas-microsoft-com:mac:vml" xmlns:o="urn:schemas-microsoft-com:office:office" xmlns:r="http://schemas.openxmlformats.org/officeDocument/2006/relationships" xmlns:v="urn:schemas-microsoft-com:vml" xmlns:w10="urn:schemas-microsoft-com:office:word" xmlns:w14="http://schemas.microsoft.com/office/word/2010/wordml" xmlns:w="http://schemas.openxmlformats.org/wordprocessingml/2006/main" xmlns:wne="http://schemas.microsoft.com/office/word/2006/wordml" xmlns:wp14="http://schemas.microsoft.com/office/word/2010/wordprocessingDrawing" xmlns:wp="http://schemas.openxmlformats.org/drawingml/2006/wordprocessingDrawing" xmlns:wpc="http://schemas.microsoft.com/office/word/2010/wordprocessingCanvas" xmlns:wpg="http://schemas.microsoft.com/office/word/2010/wordprocessingGroup" xmlns:wpi="http://schemas.microsoft.com/office/word/2010/wordprocessingInk" xmlns:wps="http://schemas.microsoft.com/office/word/2010/wordprocessingShape" mc:Ignorable="w14 wp14">
+  <w:p>
+    <w:pPr>
+      <w:pStyle w:val="Header"/>
+      <w:jc w:val="left"/>
+    </w:pPr>
+    <w:r/>
+    <w:r>
+      <w:rPr>
+        <w:rFonts w:ascii="Times New Roman" w:hAnsi="Times New Roman"/>
+        <w:b/>
+        <w:color w:val="1F3864"/>
+        <w:sz w:val="24"/>
+      </w:rPr>
+      <w:t>RehaTechnik Albrecht GmbH</w:t>
+    </w:r>
+  </w:p>
+  <w:p>
+    <w:pPr>
+      <w:jc w:val="left"/>
+      <w:pBdr>
+        <w:bottom w:val="single" w:sz="6" w:space="2" w:color="1F3864"/>
+      </w:pBdr>
+    </w:pPr>
+    <w:r>
+      <w:rPr>
+        <w:rFonts w:ascii="Times New Roman" w:hAnsi="Times New Roman"/>
+        <w:color w:val="6B6B66"/>
+        <w:sz w:val="16"/>
+      </w:rPr>
+      <w:t>Unternehmen</w:t>
+    </w:r>
+  </w:p>
+</w:hdr>
 </file>
 
 <file path=word/numbering.xml><?xml version="1.0" encoding="utf-8"?>
